--- a/por/docx/07.content.docx
+++ b/por/docx/07.content.docx
@@ -11,6 +11,15 @@
         <w:pStyle w:val="Heading2"/>
       </w:pPr>
       <w:r>
+        <w:t>Resource: Notas de Estudo (Tyndale)</w:t>
+      </w:r>
+      <w:r/>
+    </w:p>
+    <w:p>
+      <w:pPr>
+        <w:pStyle w:val="Heading2"/>
+      </w:pPr>
+      <w:r>
         <w:t>License Information</w:t>
       </w:r>
       <w:r/>
@@ -21,7 +30,7 @@
         <w:rPr>
           <w:b/>
         </w:rPr>
-        <w:t>Study Notes (Tyndale)</w:t>
+        <w:t>Notas de Estudo (Tyndale)</w:t>
       </w:r>
       <w:r>
         <w:t xml:space="preserve"> (Portuguese) is based on</w:t>
@@ -74,7 +83,7 @@
         <w:pStyle w:val="Heading1"/>
       </w:pPr>
       <w:r>
-        <w:t>Study Notes (Tyndale)</w:t>
+        <w:t>Notas de Estudo (Tyndale)</w:t>
       </w:r>
     </w:p>
     <w:p>
@@ -83,6 +92,51 @@
           <w:headerReference w:type="even" r:id="rId8"/>
           <w:headerReference w:type="default" r:id="rId9"/>
           <w:footerReference w:type="default" r:id="rId10"/>
+          <w:footnotePr>
+            <w:numRestart w:val="eachSect"/>
+          </w:footnotePr>
+          <w:type w:val="continuous"/>
+          <w:pgSz w:w="12240" w:h="15840" w:code="1"/>
+          <w:pgMar w:top="1440" w:right="1440" w:bottom="1440" w:left="1440" w:header="504" w:footer="504" w:gutter="0"/>
+          <w:cols w:space="708"/>
+          <w:titlePg/>
+          <w:docGrid w:linePitch="360"/>
+        </w:sectPr>
+      </w:pPr>
+    </w:p>
+    <w:p>
+      <w:r/>
+    </w:p>
+    <w:p>
+      <w:pPr>
+        <w:pStyle w:val="Heading2"/>
+      </w:pPr>
+      <w:r>
+        <w:t>JDG</w:t>
+      </w:r>
+      <w:r/>
+    </w:p>
+    <w:p>
+      <w:r/>
+      <w:r>
+        <w:rPr>
+          <w:i/>
+        </w:rPr>
+        <w:t>Juízes 1.1, Juízes 1.1–2.5, Juízes 1.1–3.6, Juízes 1.2, Juízes 1.3, Juízes 1.10, Juízes 1.11, Juízes 1.14, Juízes 1.16, Juízes 1.17, Juízes 1.18, Juízes 1.19–20, Juízes 1.21, Juízes 1.21–36, Juízes 1.22, Juízes 1.22–36, Juízes 1.24, Juízes 1.26, Juízes 1.27, Juízes 1.34, Juízes 2.1, Juízes 2.1–5, Juízes 2.2, Juízes 2.6–3.6, Juízes 2.8, Juízes 2.10–19, Juízes 2.11–13, Juízes 2.14–15, Juízes 2.15, Juízes 2.16–19, Juízes 2.20–23, Juízes 3.1–4, Juízes 3.3, Juízes 3.5–6, Juízes 3.7–11, Juízes 3.8, Juízes 3.12–13, Juízes 3.12–30, Juízes 3.15, Juízes 3.16, Juízes 3.19, Juízes 3.19–21, Juízes 3.20, Juízes 3.23, Juízes 3.24–25, Juízes 3.26, Juízes 3.27–28, Juízes 3.31, Juízes 4.1, Juízes 4.1–5.31, Juízes 4.2, Juízes 4.3, Juízes 4.4–7, Juízes 4.6, Juízes 4.7, Juízes 4.8, Juízes 4.9, Juízes 4.10, Juízes 4.11, Juízes 4.12–13, Juízes 4.14–16, Juízes 4.17–20, Juízes 4.19, Juízes 4.21–22, Juízes 4.23, Juízes 4.24, Juízes 5.1–31, Juízes 5.3, Juízes 5.4–5, Juízes 5.6, Juízes 5.7, Juízes 5.8, Juízes 5.10, Juízes 5.11, Juízes 5.13, Juízes 5.14–18, Juízes 5.19, Juízes 5.19–23, Juízes 5.23, Juízes 5.24–27, Juízes 5.28, Juízes 5.29–30, Juízes 5.31, Juízes 6.1–6, Juízes 6.1–8.35, Juízes 6.5, Juízes 6.8–10, Juízes 6.11–32, Juízes 6.12, Juízes 6.13–15, Juízes 6.15, Juízes 6.22, Juízes 6.24, Juízes 6.25, Juízes 6.25–32, Juízes 6.31, Juízes 6.33, Juízes 6.34, Juízes 6.36–40, Juízes 7.1, Juízes 7.2, Juízes 7.3, Juízes 7.4–8, Juízes 7.8, Juízes 7.10–15, Juízes 7.11, Juízes 7.13–14, Juízes 7.16, Juízes 7.17–20, Juízes 7.21, Juízes 7.22, Juízes 7.24, Juízes 7.25, Juízes 8.1–3, Juízes 8.4–12, Juízes 8.7, Juízes 8.8–9, Juízes 8.10–12, Juízes 8.13–17, Juízes 8.18–21, Juízes 8.20–21, Juízes 8.21, Juízes 8.24, Juízes 8.27, Juízes 8.28, Juízes 8.29–32, Juízes 8.31, Juízes 8.33–35, Juízes 9.1–3, Juízes 9.1–57, Juízes 9.3–5, Juízes 9.4, Juízes 9.5, Juízes 9.6, Juízes 9.7, Juízes 9.7–21, Juízes 9.8–13, Juízes 9.14–15, Juízes 9.16–18, Juízes 9.19–20, Juízes 9.22–23, Juízes 9.22–25, Juízes 9.22–57, Juízes 9.25, Juízes 9.26–41, Juízes 9.27–29, Juízes 9.28, Juízes 9.30–41, Juízes 9.42, Juízes 9.43–45, Juízes 9.45, Juízes 9.46–49, Juízes 9.48, Juízes 9.50, Juízes 9.53, Juízes 9.54–55, Juízes 9.56–57, Juízes 10.1, Juízes 10.1–5, Juízes 10.3–4, Juízes 10.6, Juízes 10.6–16, Juízes 10.7–8, Juízes 10.17–18, Juízes 10.18, Juízes 11.1–2, Juízes 11.1–3, Juízes 11.3, Juízes 11.4, Juízes 11.5–6, Juízes 11.7–8, Juízes 11.9–10, Juízes 11.11, Juízes 11.12–28, Juízes 11.17, Juízes 11.24, Juízes 11.25, Juízes 11.26, Juízes 11.27, Juízes 11.29–31, Juízes 11.31, Juízes 11.32, Juízes 11.35, Juízes 11.39, Juízes 12.1, Juízes 12.1–6, Juízes 12.2, Juízes 12.4, Juízes 12.5, Juízes 12.6, Juízes 12.7, Juízes 12.8, Juízes 12.8–15, Juízes 12.15, Juízes 13.1, Juízes 13.1–16.31, Juízes 13.2, Juízes 13.3–5, Juízes 13.4, Juízes 13.6–7, Juízes 13.12–13, Juízes 13.15–16, Juízes 13.17–18, Juízes 13.19–22, Juízes 13.25, Juízes 14.1, Juízes 14.1–15.20, Juízes 14.2, Juízes 14.3, Juízes 14.5–6, Juízes 14.11, Juízes 14.12, Juízes 14.14–19, Juízes 14.18, Juízes 14.19, Juízes 14.20, Juízes 15.1, Juízes 15.2, Juízes 15.3–5, Juízes 15.6–10, Juízes 15.11, Juízes 15.12, Juízes 15.13, Juízes 15.14–15, Juízes 15.16, Juízes 15.18, Juízes 15.20, Juízes 16.1–31, Juízes 16.2–3, Juízes 16.3, Juízes 16.4–22, Juízes 16.5, Juízes 16.6, Juízes 16.7, Juízes 16.11, Juízes 16.13–14, Juízes 16.16, Juízes 16.17–19, Juízes 16.18, Juízes 16.20, Juízes 16.22, Juízes 16.23–24, Juízes 16.28–30, Juízes 17.1, Juízes 17.1–21.25, Juízes 17.2–3, Juízes 17.4–5, Juízes 17.5, Juízes 17.7–8, Juízes 17.13, Juízes 18.1–31, Juízes 18.2, Juízes 18.3–4, Juízes 18.5–6, Juízes 18.7, Juízes 18.9–10, Juízes 18.12, Juízes 18.14, Juízes 18.14–26, Juízes 18.15, Juízes 18.16, Juízes 18.18, Juízes 18.19, Juízes 18.20, Juízes 18.22, Juízes 18.23, Juízes 18.24, Juízes 18.25, Juízes 18.28, Juízes 18.29–31, Juízes 18.30, Juízes 18.31, Juízes 19.1, Juízes 19.1–21.25, Juízes 19.4, Juízes 19.5–7, Juízes 19.10, Juízes 19.13, Juízes 19.15, Juízes 19.16, Juízes 19.18, Juízes 19.20, Juízes 19.22, Juízes 19.23, Juízes 19.24, Juízes 19.25, Juízes 19.28–29, Juízes 20.1, Juízes 20.3, Juízes 20.5, Juízes 20.9, Juízes 20.12–13, Juízes 20.13–17, Juízes 20.16, Juízes 20.18, Juízes 20.19–21, Juízes 20.22–23, Juízes 20.24–25, Juízes 20.26–28, Juízes 20.29–44, Juízes 20.33, Juízes 20.36–48, Juízes 20.43, Juízes 20.47, Juízes 21.1, Juízes 21.3, Juízes 21.8–9, Juízes 21.11, Juízes 21.15–17, Juízes 21.19, Juízes 21.23, Juízes 21.24, Juízes 21.25</w:t>
+      </w:r>
+      <w:r/>
+    </w:p>
+    <w:p>
+      <w:r/>
+      <w:r>
+        <w:t xml:space="preserve"> </w:t>
+      </w:r>
+      <w:r/>
+      <w:r/>
+    </w:p>
+    <w:p>
+      <w:pPr>
+        <w:sectPr>
           <w:footnotePr>
             <w:numRestart w:val="eachSect"/>
           </w:footnotePr>

--- a/por/docx/07.content.docx
+++ b/por/docx/07.content.docx
@@ -163,13 +163,6 @@
         <w:rPr>
           <w:lang w:val="pt_PT" w:bidi="pt_PT"/>
         </w:rPr>
-      </w:r>
-      <w:r>
-        <w:rPr>
-          <w:i/>
-          <w:lang w:val="pt_PT" w:bidi="pt_PT"/>
-        </w:rPr>
-        <w:t>Juízes 1.1, Juízes 1.1–2.5, Juízes 1.1–3.6, Juízes 1.2, Juízes 1.3, Juízes 1.10, Juízes 1.11, Juízes 1.14, Juízes 1.16, Juízes 1.17, Juízes 1.18, Juízes 1.19–20, Juízes 1.21, Juízes 1.21–36, Juízes 1.22, Juízes 1.22–36, Juízes 1.24, Juízes 1.26, Juízes 1.27, Juízes 1.34, Juízes 2.1, Juízes 2.1–5, Juízes 2.2, Juízes 2.6–3.6, Juízes 2.8, Juízes 2.10–19, Juízes 2.11–13, Juízes 2.14–15, Juízes 2.15, Juízes 2.16–19, Juízes 2.20–23, Juízes 3.1–4, Juízes 3.3, Juízes 3.5–6, Juízes 3.7–11, Juízes 3.8, Juízes 3.12–13, Juízes 3.12–30, Juízes 3.15, Juízes 3.16, Juízes 3.19, Juízes 3.19–21, Juízes 3.20, Juízes 3.23, Juízes 3.24–25, Juízes 3.26, Juízes 3.27–28, Juízes 3.31, Juízes 4.1, Juízes 4.1–5.31, Juízes 4.2, Juízes 4.3, Juízes 4.4–7, Juízes 4.6, Juízes 4.7, Juízes 4.8, Juízes 4.9, Juízes 4.10, Juízes 4.11, Juízes 4.12–13, Juízes 4.14–16, Juízes 4.17–20, Juízes 4.19, Juízes 4.21–22, Juízes 4.23, Juízes 4.24, Juízes 5.1–31, Juízes 5.3, Juízes 5.4–5, Juízes 5.6, Juízes 5.7, Juízes 5.8, Juízes 5.10, Juízes 5.11, Juízes 5.13, Juízes 5.14–18, Juízes 5.19, Juízes 5.19–23, Juízes 5.23, Juízes 5.24–27, Juízes 5.28, Juízes 5.29–30, Juízes 5.31, Juízes 6.1–6, Juízes 6.1–8.35, Juízes 6.5, Juízes 6.8–10, Juízes 6.11–32, Juízes 6.12, Juízes 6.13–15, Juízes 6.15, Juízes 6.22, Juízes 6.24, Juízes 6.25, Juízes 6.25–32, Juízes 6.31, Juízes 6.33, Juízes 6.34, Juízes 6.36–40, Juízes 7.1, Juízes 7.2, Juízes 7.3, Juízes 7.4–8, Juízes 7.8, Juízes 7.10–15, Juízes 7.11, Juízes 7.13–14, Juízes 7.16, Juízes 7.17–20, Juízes 7.21, Juízes 7.22, Juízes 7.24, Juízes 7.25, Juízes 8.1–3, Juízes 8.4–12, Juízes 8.7, Juízes 8.8–9, Juízes 8.10–12, Juízes 8.13–17, Juízes 8.18–21, Juízes 8.20–21, Juízes 8.21, Juízes 8.24, Juízes 8.27, Juízes 8.28, Juízes 8.29–32, Juízes 8.31, Juízes 8.33–35, Juízes 9.1–3, Juízes 9.1–57, Juízes 9.3–5, Juízes 9.4, Juízes 9.5, Juízes 9.6, Juízes 9.7, Juízes 9.7–21, Juízes 9.8–13, Juízes 9.14–15, Juízes 9.16–18, Juízes 9.19–20, Juízes 9.22–23, Juízes 9.22–25, Juízes 9.22–57, Juízes 9.25, Juízes 9.26–41, Juízes 9.27–29, Juízes 9.28, Juízes 9.30–41, Juízes 9.42, Juízes 9.43–45, Juízes 9.45, Juízes 9.46–49, Juízes 9.48, Juízes 9.50, Juízes 9.53, Juízes 9.54–55, Juízes 9.56–57, Juízes 10.1, Juízes 10.1–5, Juízes 10.3–4, Juízes 10.6, Juízes 10.6–16, Juízes 10.7–8, Juízes 10.17–18, Juízes 10.18, Juízes 11.1–2, Juízes 11.1–3, Juízes 11.3, Juízes 11.4, Juízes 11.5–6, Juízes 11.7–8, Juízes 11.9–10, Juízes 11.11, Juízes 11.12–28, Juízes 11.17, Juízes 11.24, Juízes 11.25, Juízes 11.26, Juízes 11.27, Juízes 11.29–31, Juízes 11.31, Juízes 11.32, Juízes 11.35, Juízes 11.39, Juízes 12.1, Juízes 12.1–6, Juízes 12.2, Juízes 12.4, Juízes 12.5, Juízes 12.6, Juízes 12.7, Juízes 12.8, Juízes 12.8–15, Juízes 12.15, Juízes 13.1, Juízes 13.1–16.31, Juízes 13.2, Juízes 13.3–5, Juízes 13.4, Juízes 13.6–7, Juízes 13.12–13, Juízes 13.15–16, Juízes 13.17–18, Juízes 13.19–22, Juízes 13.25, Juízes 14.1, Juízes 14.1–15.20, Juízes 14.2, Juízes 14.3, Juízes 14.5–6, Juízes 14.11, Juízes 14.12, Juízes 14.14–19, Juízes 14.18, Juízes 14.19, Juízes 14.20, Juízes 15.1, Juízes 15.2, Juízes 15.3–5, Juízes 15.6–10, Juízes 15.11, Juízes 15.12, Juízes 15.13, Juízes 15.14–15, Juízes 15.16, Juízes 15.18, Juízes 15.20, Juízes 16.1–31, Juízes 16.2–3, Juízes 16.3, Juízes 16.4–22, Juízes 16.5, Juízes 16.6, Juízes 16.7, Juízes 16.11, Juízes 16.13–14, Juízes 16.16, Juízes 16.17–19, Juízes 16.18, Juízes 16.20, Juízes 16.22, Juízes 16.23–24, Juízes 16.28–30, Juízes 17.1, Juízes 17.1–21.25, Juízes 17.2–3, Juízes 17.4–5, Juízes 17.5, Juízes 17.7–8, Juízes 17.13, Juízes 18.1–31, Juízes 18.2, Juízes 18.3–4, Juízes 18.5–6, Juízes 18.7, Juízes 18.9–10, Juízes 18.12, Juízes 18.14, Juízes 18.14–26, Juízes 18.15, Juízes 18.16, Juízes 18.18, Juízes 18.19, Juízes 18.20, Juízes 18.22, Juízes 18.23, Juízes 18.24, Juízes 18.25, Juízes 18.28, Juízes 18.29–31, Juízes 18.30, Juízes 18.31, Juízes 19.1, Juízes 19.1–21.25, Juízes 19.4, Juízes 19.5–7, Juízes 19.10, Juízes 19.13, Juízes 19.15, Juízes 19.16, Juízes 19.18, Juízes 19.20, Juízes 19.22, Juízes 19.23, Juízes 19.24, Juízes 19.25, Juízes 19.28–29, Juízes 20.1, Juízes 20.3, Juízes 20.5, Juízes 20.9, Juízes 20.12–13, Juízes 20.13–17, Juízes 20.16, Juízes 20.18, Juízes 20.19–21, Juízes 20.22–23, Juízes 20.24–25, Juízes 20.26–28, Juízes 20.29–44, Juízes 20.33, Juízes 20.36–48, Juízes 20.43, Juízes 20.47, Juízes 21.1, Juízes 21.3, Juízes 21.8–9, Juízes 21.11, Juízes 21.15–17, Juízes 21.19, Juízes 21.23, Juízes 21.24, Juízes 21.25</w:t>
       </w:r>
       <w:r>
         <w:rPr>

--- a/por/docx/07.content.docx
+++ b/por/docx/07.content.docx
@@ -150,19 +150,6 @@
           <w:lang w:val="pt_PT" w:bidi="pt_PT"/>
         </w:rPr>
         <w:t>JDG</w:t>
-      </w:r>
-      <w:r>
-        <w:rPr>
-          <w:lang w:val="pt_PT" w:bidi="pt_PT"/>
-        </w:rPr>
-      </w:r>
-    </w:p>
-    <w:p>
-      <w:pPr/>
-      <w:r>
-        <w:rPr>
-          <w:lang w:val="pt_PT" w:bidi="pt_PT"/>
-        </w:rPr>
       </w:r>
       <w:r>
         <w:rPr>

--- a/por/docx/07.content.docx
+++ b/por/docx/07.content.docx
@@ -19,7 +19,7 @@
         <w:rPr>
           <w:lang w:val="pt_PT" w:bidi="pt_PT"/>
         </w:rPr>
-        <w:t>Resource: Notas de Estudo (Tyndale)</w:t>
+        <w:t>Resource: Tyndale Open Study Notes</w:t>
       </w:r>
       <w:r>
         <w:rPr>
@@ -112,7 +112,7 @@
         <w:rPr>
           <w:lang w:val="pt_PT" w:bidi="pt_PT"/>
         </w:rPr>
-        <w:t>Notas de Estudo (Tyndale)</w:t>
+        <w:t>Tyndale Open Study Notes</w:t>
       </w:r>
     </w:p>
     <w:p>

--- a/por/docx/07.content.docx
+++ b/por/docx/07.content.docx
@@ -19,7 +19,7 @@
         <w:rPr>
           <w:lang w:val="pt_PT" w:bidi="pt_PT"/>
         </w:rPr>
-        <w:t>Resource: Tyndale Open Study Notes</w:t>
+        <w:t>Resource: Aquifer Open Study Notes</w:t>
       </w:r>
       <w:r>
         <w:rPr>
@@ -112,7 +112,7 @@
         <w:rPr>
           <w:lang w:val="pt_PT" w:bidi="pt_PT"/>
         </w:rPr>
-        <w:t>Tyndale Open Study Notes</w:t>
+        <w:t>Aquifer Open Study Notes</w:t>
       </w:r>
     </w:p>
     <w:p>
